--- a/paper/submission/cover_letter.docx
+++ b/paper/submission/cover_letter.docx
@@ -126,7 +126,7 @@
         <w:t xml:space="preserve"> </w:t>
       </w:r>
       <w:r>
-        <w:t xml:space="preserve">of 215 robot policy models released between October 2022 and October 2026 (135 VLAs, 58 visuomotor policies and 22 related systems) across manipulation, humanoid whole-body control, mobile manipulation and navigation. Every value was taken from a primary source, every missing value is labelled as undisclosed or unverified, and each record was re-checked in a verification pass.</w:t>
+        <w:t xml:space="preserve">of 215 robot policy models and related systems released between October 2022 and October 2026 (135 VLAs, 58 policies without a pretrained VLM and 22 related systems) across manipulation, humanoid whole-body control, mobile manipulation and navigation. Every value was taken from a primary source, every missing value is labelled as undisclosed or unverified, and 203 of the records were re-checked in a second verification pass.</w:t>
       </w:r>
     </w:p>
     <w:p>
@@ -192,7 +192,7 @@
         <w:t xml:space="preserve"> </w:t>
       </w:r>
       <w:r>
-        <w:t xml:space="preserve">of inference latency, memory and fine-tuning cost, calibrated on 37 published latency measurements on 11 devices (median error 1.37×; 1.49× in leave-one-out validation), which we use to map which models can run at 10 Hz on devices from Jetson modules to an H100. The paper closes with a ten-item reporting checklist.</w:t>
+        <w:t xml:space="preserve">of inference latency, memory and fine-tuning cost, calibrated on 37 published latency measurements on 11 devices (median error 1.37×; 1.49× in leave-one-out validation) and checked against 23 reported memory figures (median error 1.13×), which we use to map which models can run at 10 Hz on devices from Jetson modules to an H100. The paper closes with a ten-item reporting checklist.</w:t>
       </w:r>
     </w:p>
     <w:p>
